--- a/NPC_Compliance/07_Compliance_Facts_Register.docx
+++ b/NPC_Compliance/07_Compliance_Facts_Register.docx
@@ -422,7 +422,7 @@
               <w:t xml:space="preserve"> </w:t>
             </w:r>
             <w:r>
-              <w:t xml:space="preserve">(the proprietor/PIC also serves as DPO) · [TO CONFIRM — DPO email] ·</w:t>
+              <w:t xml:space="preserve">(the proprietor/PIC also serves as DPO) · iscasasolaii@gmail.com ·</w:t>
             </w:r>
             <w:r>
               <w:t xml:space="preserve"> </w:t>
@@ -1969,7 +1969,17 @@
         </w:numPr>
       </w:pPr>
       <w:r>
-        <w:t xml:space="preserve">The DPO (owner) contact email + phone + the designation/adoption date</w:t>
+        <w:t xml:space="preserve">The DPO (owner) contact phone + the designation/adoption date</w:t>
+      </w:r>
+      <w:r>
+        <w:t xml:space="preserve"> </w:t>
+      </w:r>
+      <w:r>
+        <w:rPr>
+          <w:i/>
+          <w:iCs/>
+        </w:rPr>
+        <w:t xml:space="preserve">(email supplied: iscasasolaii@gmail.com)</w:t>
       </w:r>
     </w:p>
     <w:p>
